--- a/paper/highlights.docx
+++ b/paper/highlights.docx
@@ -103,7 +103,7 @@
           <w:rFonts w:ascii="Calibri" w:hAnsi="Calibri" w:eastAsia="Calibri" w:cs="Calibri"/>
           <w:b w:val="0"/>
         </w:rPr>
-        <w:t>Draft status: the canonical computation and one-time target-period evaluation remain incomplete. These are design highlights, not performance findings.</w:t>
+        <w:t>Draft status: the canonical computation and one-time target-period evaluation remain incomplete. These are design highlights, not performance findings. This byte-frozen pre-opening status snapshot is not a live project-status page and is not rewritten after the one-time opening.</w:t>
       </w:r>
     </w:p>
     <w:p>
@@ -223,6 +223,24 @@
           <w:rFonts w:ascii="Calibri" w:hAnsi="Calibri" w:eastAsia="Calibri" w:cs="Calibri"/>
           <w:b w:val="0"/>
         </w:rPr>
+        <w:t>Stage 09 controls are single-seed functionality diagnostics, not causal ablations.</w:t>
+      </w:r>
+    </w:p>
+    <w:p>
+      <w:pPr>
+        <w:numPr>
+          <w:ilvl w:val="0"/>
+          <w:numId w:val="12"/>
+        </w:numPr>
+        <w:spacing w:before="0" w:after="80" w:line="300" w:lineRule="auto"/>
+        <w:jc w:val="left"/>
+        <w:keepLines/>
+      </w:pPr>
+      <w:r>
+        <w:rPr>
+          <w:rFonts w:ascii="Calibri" w:hAnsi="Calibri" w:eastAsia="Calibri" w:cs="Calibri"/>
+          <w:b w:val="0"/>
+        </w:rPr>
         <w:t>Uses station-balanced RMSE effects on identical model-pair target keys.</w:t>
       </w:r>
     </w:p>
@@ -242,6 +260,42 @@
           <w:b w:val="0"/>
         </w:rPr>
         <w:t>Enumerates whole-HUC2 signs and adjusts exactly five formal p-values with Holm.</w:t>
+      </w:r>
+    </w:p>
+    <w:p>
+      <w:pPr>
+        <w:numPr>
+          <w:ilvl w:val="0"/>
+          <w:numId w:val="12"/>
+        </w:numPr>
+        <w:spacing w:before="0" w:after="80" w:line="300" w:lineRule="auto"/>
+        <w:jc w:val="left"/>
+        <w:keepLines/>
+      </w:pPr>
+      <w:r>
+        <w:rPr>
+          <w:rFonts w:ascii="Calibri" w:hAnsi="Calibri" w:eastAsia="Calibri" w:cs="Calibri"/>
+          <w:b w:val="0"/>
+        </w:rPr>
+        <w:t>Restricts H2 to the frozen four-candidate, five-seed LightGBM procedure.</w:t>
+      </w:r>
+    </w:p>
+    <w:p>
+      <w:pPr>
+        <w:numPr>
+          <w:ilvl w:val="0"/>
+          <w:numId w:val="12"/>
+        </w:numPr>
+        <w:spacing w:before="0" w:after="80" w:line="300" w:lineRule="auto"/>
+        <w:jc w:val="left"/>
+        <w:keepLines/>
+      </w:pPr>
+      <w:r>
+        <w:rPr>
+          <w:rFonts w:ascii="Calibri" w:hAnsi="Calibri" w:eastAsia="Calibri" w:cs="Calibri"/>
+          <w:b w:val="0"/>
+        </w:rPr>
+        <w:t>Audits observable-key temporal coverage with eight fixed descriptive sensitivities.</w:t>
       </w:r>
     </w:p>
     <w:p>
@@ -332,7 +386,7 @@
           <w:rFonts w:ascii="Calibri" w:hAnsi="Calibri" w:eastAsia="Calibri" w:cs="Calibri"/>
           <w:b w:val="0"/>
         </w:rPr>
-        <w:t>The legacy headline numbers have been withdrawn because they belong to a different station mapping and do not have the lineage sidecars required by the current code. The outstanding work is to rerun the canonical development chain, freeze and replay all model bundles, acquire outcome-free metadata and historical covariates in the required order, pass authorization, execute the fixed opening, and regenerate the manuscript and release evidence.</w:t>
+        <w:t>The legacy headline numbers have been withdrawn because they belong to a different station mapping and do not have the lineage sidecars required by the current code. The 2018–2020 predictor-product bridge has passed. The outstanding work is to rerun the canonical development chain, freeze and replay all model bundles, acquire the remaining outcome-free metadata and historical covariates in the required order, pass authorization, execute the fixed opening, receipt-bind the coverage audit, and regenerate the manuscript and release evidence.</w:t>
       </w:r>
     </w:p>
     <w:p>
@@ -358,7 +412,7 @@
           <w:rFonts w:ascii="Calibri" w:hAnsi="Calibri" w:eastAsia="Calibri" w:cs="Calibri"/>
           <w:b w:val="0"/>
         </w:rPr>
-        <w:t>The architecture is physics-inspired but remains a statistical predictor. Its event threshold and numerical comparison margin are methodological quantities. The external-site analysis uses local observation history and remains exploratory. The current Git seal is repository-internal and has no independent timestamp or custodian.</w:t>
+        <w:t>The architecture is physics-inspired but remains a statistical predictor. Its event threshold and numerical comparison margin are methodological quantities. The external-site analysis uses local observation history and remains exploratory. Coverage sensitivities condition on observed issue/target WTEMP and do not establish missing-at-random, all-calendar, year-stability, or season-stability claims. The current Git seal is repository-internal and has no independent timestamp or custodian.</w:t>
       </w:r>
     </w:p>
     <w:sectPr>

--- a/paper/highlights.docx
+++ b/paper/highlights.docx
@@ -259,7 +259,25 @@
           <w:rFonts w:ascii="Calibri" w:hAnsi="Calibri" w:eastAsia="Calibri" w:cs="Calibri"/>
           <w:b w:val="0"/>
         </w:rPr>
-        <w:t>Enumerates whole-HUC2 signs and adjusts exactly five formal p-values with Holm.</w:t>
+        <w:t>Computes exact whole-HUC2 sign-flip and Holm sensitivities for five frozen comparisons.</w:t>
+      </w:r>
+    </w:p>
+    <w:p>
+      <w:pPr>
+        <w:numPr>
+          <w:ilvl w:val="0"/>
+          <w:numId w:val="12"/>
+        </w:numPr>
+        <w:spacing w:before="0" w:after="80" w:line="300" w:lineRule="auto"/>
+        <w:jc w:val="left"/>
+        <w:keepLines/>
+      </w:pPr>
+      <w:r>
+        <w:rPr>
+          <w:rFonts w:ascii="Calibri" w:hAnsi="Calibri" w:eastAsia="Calibri" w:cs="Calibri"/>
+          <w:b w:val="0"/>
+        </w:rPr>
+        <w:t>A minimum-30-cluster gate cannot pass with 15 HUC2 groups, so Route A is descriptive only.</w:t>
       </w:r>
     </w:p>
     <w:p>
@@ -412,7 +430,7 @@
           <w:rFonts w:ascii="Calibri" w:hAnsi="Calibri" w:eastAsia="Calibri" w:cs="Calibri"/>
           <w:b w:val="0"/>
         </w:rPr>
-        <w:t>The architecture is physics-inspired but remains a statistical predictor. Its event threshold and numerical comparison margin are methodological quantities. The external-site analysis uses local observation history and remains exploratory. Coverage sensitivities condition on observed issue/target WTEMP and do not establish missing-at-random, all-calendar, year-stability, or season-stability claims. The current Git seal is repository-internal and has no independent timestamp or custodian.</w:t>
+        <w:t>The architecture is physics-inspired but remains a statistical predictor. Its event threshold and numerical comparison margin are methodological quantities. The external-site analysis uses local observation history and remains exploratory. Coverage sensitivities condition on observed issue/target WTEMP and do not establish missing-at-random, all-calendar, year-stability, or season-stability claims. The current Git seal is repository-internal and has no independent timestamp or custodian. The five comparison rows describe the fixed availability-enriched cohort; clustered p-values and intervals are assumption-conditional sensitivities and cannot establish superiority, non-inferiority, equivalence, parity, or national generalization.</w:t>
       </w:r>
     </w:p>
     <w:sectPr>

--- a/paper/highlights.docx
+++ b/paper/highlights.docx
@@ -367,7 +367,7 @@
           <w:rFonts w:ascii="Calibri" w:hAnsi="Calibri" w:eastAsia="Calibri" w:cs="Calibri"/>
           <w:b w:val="0"/>
         </w:rPr>
-        <w:t>Generates formal statements only from a fully verified one-time receipt.</w:t>
+        <w:t>Generates the five comparison statements only from a fully verified one-time receipt.</w:t>
       </w:r>
     </w:p>
     <w:p>
@@ -404,7 +404,7 @@
           <w:rFonts w:ascii="Calibri" w:hAnsi="Calibri" w:eastAsia="Calibri" w:cs="Calibri"/>
           <w:b w:val="0"/>
         </w:rPr>
-        <w:t>The legacy headline numbers have been withdrawn because they belong to a different station mapping and do not have the lineage sidecars required by the current code. The 2018–2020 predictor-product bridge has passed. The outstanding work is to rerun the canonical development chain, freeze and replay all model bundles, acquire the remaining outcome-free metadata and historical covariates in the required order, pass authorization, execute the fixed opening, receipt-bind the coverage audit, and regenerate the manuscript and release evidence.</w:t>
+        <w:t>The legacy headline numbers have been withdrawn because they belong to a different station mapping and do not have the lineage sidecars required by the current code. The 2018–2020 predictor-product bridge has passed. The outstanding work is to rerun the canonical development chain, freeze and replay all model bundles, acquire the remaining outcome-free metadata and historical covariates in the required order, pass authorization, execute the fixed opening, receipt-bind the coverage audit, and generate the canonical Markdown result layer and release evidence.</w:t>
       </w:r>
     </w:p>
     <w:p>
